--- a/HPC Advance/Assignment Document/7/260740150018_ADVANCE_PROGRAMMING_HPC_LAB_7.docx
+++ b/HPC Advance/Assignment Document/7/260740150018_ADVANCE_PROGRAMMING_HPC_LAB_7.docx
@@ -44,14 +44,7 @@
                 <w:rFonts w:ascii="Times New Roman" w:hAnsi="Times New Roman" w:cs="Times New Roman"/>
                 <w:color w:val="auto"/>
               </w:rPr>
-              <w:t xml:space="preserve">Assignment </w:t>
-            </w:r>
-            <w:r>
-              <w:rPr>
-                <w:rFonts w:ascii="Times New Roman" w:hAnsi="Times New Roman" w:cs="Times New Roman"/>
-                <w:color w:val="auto"/>
-              </w:rPr>
-              <w:t>7</w:t>
+              <w:t>Assignment 7</w:t>
             </w:r>
           </w:p>
           <w:p>
@@ -4380,6 +4373,93 @@
         </w:rPr>
       </w:pPr>
     </w:p>
+    <w:p/>
+    <w:p>
+      <w:r>
+        <w:rPr>
+          <w:noProof/>
+        </w:rPr>
+        <w:lastRenderedPageBreak/>
+        <w:drawing>
+          <wp:inline distT="0" distB="0" distL="0" distR="0" wp14:anchorId="2B995A42" wp14:editId="16355581">
+            <wp:extent cx="6205855" cy="8778240"/>
+            <wp:effectExtent l="0" t="0" r="4445" b="3810"/>
+            <wp:docPr id="864763426" name="Picture 1"/>
+            <wp:cNvGraphicFramePr>
+              <a:graphicFrameLocks xmlns:a="http://schemas.openxmlformats.org/drawingml/2006/main" noChangeAspect="1"/>
+            </wp:cNvGraphicFramePr>
+            <a:graphic xmlns:a="http://schemas.openxmlformats.org/drawingml/2006/main">
+              <a:graphicData uri="http://schemas.openxmlformats.org/drawingml/2006/picture">
+                <pic:pic xmlns:pic="http://schemas.openxmlformats.org/drawingml/2006/picture">
+                  <pic:nvPicPr>
+                    <pic:cNvPr id="864763426" name="Picture 864763426"/>
+                    <pic:cNvPicPr/>
+                  </pic:nvPicPr>
+                  <pic:blipFill>
+                    <a:blip r:embed="rId6"/>
+                    <a:stretch>
+                      <a:fillRect/>
+                    </a:stretch>
+                  </pic:blipFill>
+                  <pic:spPr>
+                    <a:xfrm>
+                      <a:off x="0" y="0"/>
+                      <a:ext cx="6205855" cy="8778240"/>
+                    </a:xfrm>
+                    <a:prstGeom prst="rect">
+                      <a:avLst/>
+                    </a:prstGeom>
+                  </pic:spPr>
+                </pic:pic>
+              </a:graphicData>
+            </a:graphic>
+          </wp:inline>
+        </w:drawing>
+      </w:r>
+    </w:p>
+    <w:p>
+      <w:r>
+        <w:rPr>
+          <w:noProof/>
+        </w:rPr>
+        <w:lastRenderedPageBreak/>
+        <w:drawing>
+          <wp:inline distT="0" distB="0" distL="0" distR="0" wp14:anchorId="29B727B7" wp14:editId="1AEF1037">
+            <wp:extent cx="6205855" cy="8778240"/>
+            <wp:effectExtent l="0" t="0" r="4445" b="3810"/>
+            <wp:docPr id="470978688" name="Picture 2"/>
+            <wp:cNvGraphicFramePr>
+              <a:graphicFrameLocks xmlns:a="http://schemas.openxmlformats.org/drawingml/2006/main" noChangeAspect="1"/>
+            </wp:cNvGraphicFramePr>
+            <a:graphic xmlns:a="http://schemas.openxmlformats.org/drawingml/2006/main">
+              <a:graphicData uri="http://schemas.openxmlformats.org/drawingml/2006/picture">
+                <pic:pic xmlns:pic="http://schemas.openxmlformats.org/drawingml/2006/picture">
+                  <pic:nvPicPr>
+                    <pic:cNvPr id="470978688" name="Picture 470978688"/>
+                    <pic:cNvPicPr/>
+                  </pic:nvPicPr>
+                  <pic:blipFill>
+                    <a:blip r:embed="rId7"/>
+                    <a:stretch>
+                      <a:fillRect/>
+                    </a:stretch>
+                  </pic:blipFill>
+                  <pic:spPr>
+                    <a:xfrm>
+                      <a:off x="0" y="0"/>
+                      <a:ext cx="6205855" cy="8778240"/>
+                    </a:xfrm>
+                    <a:prstGeom prst="rect">
+                      <a:avLst/>
+                    </a:prstGeom>
+                  </pic:spPr>
+                </pic:pic>
+              </a:graphicData>
+            </a:graphic>
+          </wp:inline>
+        </w:drawing>
+      </w:r>
+    </w:p>
     <w:sectPr>
       <w:pgSz w:w="12240" w:h="15840"/>
       <w:pgMar w:top="1008" w:right="1152" w:bottom="1008" w:left="1152" w:header="720" w:footer="720" w:gutter="0"/>
@@ -5198,6 +5278,7 @@
   <w:style w:type="character" w:default="1" w:styleId="DefaultParagraphFont">
     <w:name w:val="Default Paragraph Font"/>
     <w:uiPriority w:val="1"/>
+    <w:semiHidden/>
     <w:unhideWhenUsed/>
   </w:style>
   <w:style w:type="table" w:default="1" w:styleId="TableNormal">
@@ -5278,7 +5359,6 @@
     <w:name w:val="Heading 1 Char"/>
     <w:basedOn w:val="DefaultParagraphFont"/>
     <w:link w:val="Heading1"/>
-    <w:uiPriority w:val="9"/>
     <w:rsid w:val="00FC693F"/>
     <w:rPr>
       <w:rFonts w:asciiTheme="majorHAnsi" w:eastAsiaTheme="majorEastAsia" w:hAnsiTheme="majorHAnsi" w:cstheme="majorBidi"/>
@@ -5293,7 +5373,6 @@
     <w:name w:val="Heading 2 Char"/>
     <w:basedOn w:val="DefaultParagraphFont"/>
     <w:link w:val="Heading2"/>
-    <w:uiPriority w:val="9"/>
     <w:rsid w:val="00FC693F"/>
     <w:rPr>
       <w:rFonts w:asciiTheme="majorHAnsi" w:eastAsiaTheme="majorEastAsia" w:hAnsiTheme="majorHAnsi" w:cstheme="majorBidi"/>
@@ -15974,6 +16053,28 @@
       </w:tcPr>
     </w:tblStylePr>
   </w:style>
+  <w:style w:type="table" w:customStyle="1" w:styleId="TableGrid0">
+    <w:name w:val="TableGrid"/>
+    <w:rsid w:val="00181A9F"/>
+    <w:pPr>
+      <w:spacing w:after="0" w:line="240" w:lineRule="auto"/>
+    </w:pPr>
+    <w:rPr>
+      <w:kern w:val="2"/>
+      <w:sz w:val="24"/>
+      <w:szCs w:val="24"/>
+      <w:lang w:val="en-IN" w:eastAsia="en-IN"/>
+      <w14:ligatures w14:val="standardContextual"/>
+    </w:rPr>
+    <w:tblPr>
+      <w:tblCellMar>
+        <w:top w:w="0" w:type="dxa"/>
+        <w:left w:w="0" w:type="dxa"/>
+        <w:bottom w:w="0" w:type="dxa"/>
+        <w:right w:w="0" w:type="dxa"/>
+      </w:tblCellMar>
+    </w:tblPr>
+  </w:style>
 </w:styles>
 </file>
 
